--- a/docs/tai_lieu_nop_bai/huong_dan_trien_khai_ung_dung/Huong-dan-trien-khai-va-van-hanh.docx
+++ b/docs/tai_lieu_nop_bai/huong_dan_trien_khai_ung_dung/Huong-dan-trien-khai-va-van-hanh.docx
@@ -281,7 +281,7 @@
                 <w:rFonts w:ascii="Consolas" w:hAnsi="Consolas" w:eastAsia="Consolas"/>
                 <w:sz w:val="16"/>
               </w:rPr>
-              <w:t>03-phuong-an-attt-cap-do-3.md</w:t>
+              <w:t>Phuong-an-ATTT-cap-do-3.docx</w:t>
             </w:r>
             <w:r>
               <w:rPr>
@@ -323,7 +323,7 @@
                 <w:rFonts w:ascii="Consolas" w:hAnsi="Consolas" w:eastAsia="Consolas"/>
                 <w:sz w:val="16"/>
               </w:rPr>
-              <w:t>04-kiem-thu-nghiem-thu.md</w:t>
+              <w:t>1-Bo-kiem-thu-nghiem-thu.docx</w:t>
             </w:r>
           </w:p>
         </w:tc>
@@ -1667,7 +1667,7 @@
                 <w:rFonts w:ascii="Consolas" w:hAnsi="Consolas" w:eastAsia="Consolas"/>
                 <w:sz w:val="16"/>
               </w:rPr>
-              <w:t>03-phuong-an-attt-cap-do-3.md</w:t>
+              <w:t>Phuong-an-ATTT-cap-do-3.docx</w:t>
             </w:r>
             <w:r>
               <w:rPr>
@@ -5723,7 +5723,7 @@
           <w:rFonts w:ascii="Consolas" w:hAnsi="Consolas" w:eastAsia="Consolas"/>
           <w:sz w:val="20"/>
         </w:rPr>
-        <w:t>04-kiem-thu-nghiem-thu.md</w:t>
+        <w:t>1-Bo-kiem-thu-nghiem-thu.docx</w:t>
       </w:r>
       <w:r>
         <w:rPr>
@@ -6840,7 +6840,7 @@
         <w:rPr>
           <w:b w:val="0"/>
         </w:rPr>
-        <w:t>Tài khoản quản trị dùng riêng cho quản trị, không dùng cho công việc nghiệp vụ; hệ thống không cho quản trị hệ thống đụng vào kết quả đánh giá.</w:t>
+        <w:t>Tài khoản quản trị dùng riêng cho quản trị, không dùng cho công việc nghiệp vụ; hệ thống không cho quản trị hệ thống can thiệp vào kết quả đánh giá.</w:t>
       </w:r>
     </w:p>
     <w:p>
@@ -7870,7 +7870,7 @@
           <w:rFonts w:ascii="Consolas" w:hAnsi="Consolas" w:eastAsia="Consolas"/>
           <w:sz w:val="20"/>
         </w:rPr>
-        <w:t>03-phuong-an-attt-cap-do-3.md</w:t>
+        <w:t>Phuong-an-ATTT-cap-do-3.docx</w:t>
       </w:r>
       <w:r>
         <w:rPr>
@@ -10610,7 +10610,7 @@
           <w:rFonts w:ascii="Consolas" w:hAnsi="Consolas" w:eastAsia="Consolas"/>
           <w:sz w:val="20"/>
         </w:rPr>
-        <w:t>05-bao-cao-ket-qua-nghiem-thu.md</w:t>
+        <w:t>2-Bao-cao-ket-qua-nghiem-thu.docx</w:t>
       </w:r>
       <w:r>
         <w:rPr>
